--- a/6 term/СА/lab2/lab2.docx
+++ b/6 term/СА/lab2/lab2.docx
@@ -5696,15 +5696,7 @@
                   <w:sz w:val="28"/>
                   <w:szCs w:val="28"/>
                 </w:rPr>
-                <m:t>⋅1⋅</m:t>
-              </m:r>
-              <m:r>
-                <w:rPr>
-                  <w:rFonts w:ascii="Cambria Math" w:hAnsi="Cambria Math" w:cs="Times New Roman"/>
-                  <w:sz w:val="28"/>
-                  <w:szCs w:val="28"/>
-                </w:rPr>
-                <m:t>3</m:t>
+                <m:t>⋅1⋅3</m:t>
               </m:r>
             </m:e>
           </m:rad>
@@ -5714,23 +5706,7 @@
               <w:sz w:val="28"/>
               <w:szCs w:val="28"/>
             </w:rPr>
-            <m:t>=0.</m:t>
-          </m:r>
-          <m:r>
-            <w:rPr>
-              <w:rFonts w:ascii="Cambria Math" w:hAnsi="Cambria Math" w:cs="Times New Roman"/>
-              <w:sz w:val="28"/>
-              <w:szCs w:val="28"/>
-            </w:rPr>
-            <m:t>843</m:t>
-          </m:r>
-          <m:r>
-            <w:rPr>
-              <w:rFonts w:ascii="Cambria Math" w:hAnsi="Cambria Math" w:cs="Times New Roman"/>
-              <w:sz w:val="28"/>
-              <w:szCs w:val="28"/>
-            </w:rPr>
-            <m:t xml:space="preserve">;  </m:t>
+            <m:t xml:space="preserve">=0.843;  </m:t>
           </m:r>
         </m:oMath>
       </m:oMathPara>
@@ -5924,15 +5900,7 @@
             <w:sz w:val="28"/>
             <w:szCs w:val="28"/>
           </w:rPr>
-          <m:t>=0.</m:t>
-        </m:r>
-        <m:r>
-          <w:rPr>
-            <w:rFonts w:ascii="Cambria Math" w:hAnsi="Cambria Math" w:cs="Times New Roman"/>
-            <w:sz w:val="28"/>
-            <w:szCs w:val="28"/>
-          </w:rPr>
-          <m:t>362</m:t>
+          <m:t>=0.362</m:t>
         </m:r>
       </m:oMath>
       <w:r>
@@ -7055,8 +7023,25 @@
           <w:sz w:val="28"/>
           <w:szCs w:val="28"/>
         </w:rPr>
-        <w:t>58</w:t>
-      </w:r>
+        <w:t>0</w:t>
+      </w:r>
+      <w:r>
+        <w:rPr>
+          <w:rFonts w:ascii="Times New Roman" w:hAnsi="Times New Roman" w:cs="Times New Roman"/>
+          <w:sz w:val="28"/>
+          <w:szCs w:val="28"/>
+        </w:rPr>
+        <w:t>5</w:t>
+      </w:r>
+      <w:r>
+        <w:rPr>
+          <w:rFonts w:ascii="Times New Roman" w:hAnsi="Times New Roman" w:cs="Times New Roman"/>
+          <w:sz w:val="28"/>
+          <w:szCs w:val="28"/>
+        </w:rPr>
+        <w:t>6</w:t>
+      </w:r>
+      <w:proofErr w:type="gramStart"/>
       <w:r>
         <w:rPr>
           <w:rFonts w:ascii="Times New Roman" w:hAnsi="Times New Roman" w:cs="Times New Roman"/>
@@ -7072,7 +7057,16 @@
           <w:sz w:val="28"/>
           <w:szCs w:val="28"/>
         </w:rPr>
-        <w:t xml:space="preserve">&gt; </w:t>
+        <w:t>&gt;</w:t>
+      </w:r>
+      <w:proofErr w:type="gramEnd"/>
+      <w:r>
+        <w:rPr>
+          <w:rFonts w:ascii="Times New Roman" w:hAnsi="Times New Roman" w:cs="Times New Roman"/>
+          <w:sz w:val="28"/>
+          <w:szCs w:val="28"/>
+        </w:rPr>
+        <w:t xml:space="preserve"> </w:t>
       </w:r>
       <w:r>
         <w:rPr>
@@ -7081,24 +7075,7 @@
           <w:szCs w:val="28"/>
           <w:lang w:val="ru-BY"/>
         </w:rPr>
-        <w:t xml:space="preserve">0,2, что свидетельствует о </w:t>
-      </w:r>
-      <w:r>
-        <w:rPr>
-          <w:rFonts w:ascii="Times New Roman" w:hAnsi="Times New Roman" w:cs="Times New Roman"/>
-          <w:sz w:val="28"/>
-          <w:szCs w:val="28"/>
-        </w:rPr>
-        <w:t>не</w:t>
-      </w:r>
-      <w:r>
-        <w:rPr>
-          <w:rFonts w:ascii="Times New Roman" w:hAnsi="Times New Roman" w:cs="Times New Roman"/>
-          <w:sz w:val="28"/>
-          <w:szCs w:val="28"/>
-          <w:lang w:val="ru-BY"/>
-        </w:rPr>
-        <w:t>согласованности мнений экспертов.</w:t>
+        <w:t>0,2, что свидетельствует о согласованности мнений экспертов.</w:t>
       </w:r>
     </w:p>
     <w:p>
@@ -9201,8 +9178,25 @@
           <w:sz w:val="28"/>
           <w:szCs w:val="28"/>
         </w:rPr>
-        <w:t>58</w:t>
-      </w:r>
+        <w:t>0</w:t>
+      </w:r>
+      <w:r>
+        <w:rPr>
+          <w:rFonts w:ascii="Times New Roman" w:hAnsi="Times New Roman" w:cs="Times New Roman"/>
+          <w:sz w:val="28"/>
+          <w:szCs w:val="28"/>
+        </w:rPr>
+        <w:t>5</w:t>
+      </w:r>
+      <w:r>
+        <w:rPr>
+          <w:rFonts w:ascii="Times New Roman" w:hAnsi="Times New Roman" w:cs="Times New Roman"/>
+          <w:sz w:val="28"/>
+          <w:szCs w:val="28"/>
+        </w:rPr>
+        <w:t>6</w:t>
+      </w:r>
+      <w:proofErr w:type="gramStart"/>
       <w:r>
         <w:rPr>
           <w:rFonts w:ascii="Times New Roman" w:hAnsi="Times New Roman" w:cs="Times New Roman"/>
@@ -9218,7 +9212,16 @@
           <w:sz w:val="28"/>
           <w:szCs w:val="28"/>
         </w:rPr>
-        <w:t xml:space="preserve">&gt; </w:t>
+        <w:t>&gt;</w:t>
+      </w:r>
+      <w:proofErr w:type="gramEnd"/>
+      <w:r>
+        <w:rPr>
+          <w:rFonts w:ascii="Times New Roman" w:hAnsi="Times New Roman" w:cs="Times New Roman"/>
+          <w:sz w:val="28"/>
+          <w:szCs w:val="28"/>
+        </w:rPr>
+        <w:t xml:space="preserve"> </w:t>
       </w:r>
       <w:r>
         <w:rPr>
@@ -9227,24 +9230,7 @@
           <w:szCs w:val="28"/>
           <w:lang w:val="ru-BY"/>
         </w:rPr>
-        <w:t xml:space="preserve">0,2, что свидетельствует о </w:t>
-      </w:r>
-      <w:r>
-        <w:rPr>
-          <w:rFonts w:ascii="Times New Roman" w:hAnsi="Times New Roman" w:cs="Times New Roman"/>
-          <w:sz w:val="28"/>
-          <w:szCs w:val="28"/>
-        </w:rPr>
-        <w:t>не</w:t>
-      </w:r>
-      <w:r>
-        <w:rPr>
-          <w:rFonts w:ascii="Times New Roman" w:hAnsi="Times New Roman" w:cs="Times New Roman"/>
-          <w:sz w:val="28"/>
-          <w:szCs w:val="28"/>
-          <w:lang w:val="ru-BY"/>
-        </w:rPr>
-        <w:t>согласованности мнений экспертов.</w:t>
+        <w:t>0,2, что свидетельствует о согласованности мнений экспертов.</w:t>
       </w:r>
     </w:p>
     <w:p>
@@ -9280,7 +9266,6 @@
           <w:rFonts w:ascii="Times New Roman" w:hAnsi="Times New Roman" w:cs="Times New Roman"/>
           <w:sz w:val="28"/>
           <w:szCs w:val="28"/>
-          <w:lang w:val="en-US"/>
         </w:rPr>
       </w:pPr>
     </w:p>
@@ -11275,23 +11260,7 @@
                   <w:sz w:val="28"/>
                   <w:szCs w:val="28"/>
                 </w:rPr>
-                <m:t>=0.</m:t>
-              </m:r>
-              <m:r>
-                <w:rPr>
-                  <w:rFonts w:ascii="Cambria Math" w:hAnsi="Cambria Math" w:cs="Times New Roman"/>
-                  <w:sz w:val="28"/>
-                  <w:szCs w:val="28"/>
-                </w:rPr>
-                <m:t>833</m:t>
-              </m:r>
-              <m:r>
-                <w:rPr>
-                  <w:rFonts w:ascii="Cambria Math" w:hAnsi="Cambria Math" w:cs="Times New Roman"/>
-                  <w:sz w:val="28"/>
-                  <w:szCs w:val="28"/>
-                </w:rPr>
-                <m:t>, C</m:t>
+                <m:t>=0.833, C</m:t>
               </m:r>
             </m:e>
             <m:sub>
@@ -11311,15 +11280,7 @@
               <w:sz w:val="28"/>
               <w:szCs w:val="28"/>
             </w:rPr>
-            <m:t>= 0.</m:t>
-          </m:r>
-          <m:r>
-            <w:rPr>
-              <w:rFonts w:ascii="Cambria Math" w:hAnsi="Cambria Math" w:cs="Times New Roman"/>
-              <w:sz w:val="28"/>
-              <w:szCs w:val="28"/>
-            </w:rPr>
-            <m:t>450</m:t>
+            <m:t>= 0.450</m:t>
           </m:r>
           <m:r>
             <w:rPr>
@@ -11391,23 +11352,7 @@
             <w:sz w:val="28"/>
             <w:szCs w:val="28"/>
           </w:rPr>
-          <m:t>= 1.</m:t>
-        </m:r>
-        <m:r>
-          <w:rPr>
-            <w:rFonts w:ascii="Cambria Math" w:hAnsi="Cambria Math" w:cs="Times New Roman"/>
-            <w:sz w:val="28"/>
-            <w:szCs w:val="28"/>
-          </w:rPr>
-          <m:t>442</m:t>
-        </m:r>
-        <m:r>
-          <w:rPr>
-            <w:rFonts w:ascii="Cambria Math" w:hAnsi="Cambria Math" w:cs="Times New Roman"/>
-            <w:sz w:val="28"/>
-            <w:szCs w:val="28"/>
-          </w:rPr>
-          <m:t xml:space="preserve">, </m:t>
+          <m:t xml:space="preserve">= 1.442, </m:t>
         </m:r>
         <m:sSub>
           <m:sSubPr>
@@ -11447,23 +11392,7 @@
             <w:sz w:val="28"/>
             <w:szCs w:val="28"/>
           </w:rPr>
-          <m:t>= 0.</m:t>
-        </m:r>
-        <m:r>
-          <w:rPr>
-            <w:rFonts w:ascii="Cambria Math" w:hAnsi="Cambria Math" w:cs="Times New Roman"/>
-            <w:sz w:val="28"/>
-            <w:szCs w:val="28"/>
-          </w:rPr>
-          <m:t>450</m:t>
-        </m:r>
-        <m:r>
-          <w:rPr>
-            <w:rFonts w:ascii="Cambria Math" w:hAnsi="Cambria Math" w:cs="Times New Roman"/>
-            <w:sz w:val="28"/>
-            <w:szCs w:val="28"/>
-          </w:rPr>
-          <m:t>,</m:t>
+          <m:t>= 0.450,</m:t>
         </m:r>
       </m:oMath>
     </w:p>
@@ -11526,23 +11455,7 @@
             <w:sz w:val="28"/>
             <w:szCs w:val="28"/>
           </w:rPr>
-          <m:t>= 2.</m:t>
-        </m:r>
-        <m:r>
-          <w:rPr>
-            <w:rFonts w:ascii="Cambria Math" w:hAnsi="Cambria Math" w:cs="Times New Roman"/>
-            <w:sz w:val="28"/>
-            <w:szCs w:val="28"/>
-          </w:rPr>
-          <m:t>587</m:t>
-        </m:r>
-        <m:r>
-          <w:rPr>
-            <w:rFonts w:ascii="Cambria Math" w:hAnsi="Cambria Math" w:cs="Times New Roman"/>
-            <w:sz w:val="28"/>
-            <w:szCs w:val="28"/>
-          </w:rPr>
-          <m:t xml:space="preserve">, </m:t>
+          <m:t xml:space="preserve">= 2.587, </m:t>
         </m:r>
         <m:sSub>
           <m:sSubPr>
@@ -11582,15 +11495,7 @@
             <w:sz w:val="28"/>
             <w:szCs w:val="28"/>
           </w:rPr>
-          <m:t>= 1.</m:t>
-        </m:r>
-        <m:r>
-          <w:rPr>
-            <w:rFonts w:ascii="Cambria Math" w:hAnsi="Cambria Math" w:cs="Times New Roman"/>
-            <w:sz w:val="28"/>
-            <w:szCs w:val="28"/>
-          </w:rPr>
-          <m:t>587</m:t>
+          <m:t>= 1.587</m:t>
         </m:r>
       </m:oMath>
       <w:r>
@@ -11731,15 +11636,7 @@
             <w:sz w:val="28"/>
             <w:szCs w:val="28"/>
           </w:rPr>
-          <m:t>0.450</m:t>
-        </m:r>
-        <m:r>
-          <w:rPr>
-            <w:rFonts w:ascii="Cambria Math" w:hAnsi="Cambria Math" w:cs="Times New Roman"/>
-            <w:sz w:val="28"/>
-            <w:szCs w:val="28"/>
-          </w:rPr>
-          <m:t xml:space="preserve"> </m:t>
+          <m:t xml:space="preserve">0.450 </m:t>
         </m:r>
       </m:oMath>
       <w:r>
@@ -11765,15 +11662,7 @@
             <w:sz w:val="28"/>
             <w:szCs w:val="28"/>
           </w:rPr>
-          <m:t>2.587</m:t>
-        </m:r>
-        <m:r>
-          <w:rPr>
-            <w:rFonts w:ascii="Cambria Math" w:hAnsi="Cambria Math" w:cs="Times New Roman"/>
-            <w:sz w:val="28"/>
-            <w:szCs w:val="28"/>
-          </w:rPr>
-          <m:t xml:space="preserve"> </m:t>
+          <m:t xml:space="preserve">2.587 </m:t>
         </m:r>
       </m:oMath>
       <w:r>
@@ -11791,15 +11680,7 @@
             <w:sz w:val="28"/>
             <w:szCs w:val="28"/>
           </w:rPr>
-          <m:t>1.587</m:t>
-        </m:r>
-        <m:r>
-          <w:rPr>
-            <w:rFonts w:ascii="Cambria Math" w:hAnsi="Cambria Math" w:cs="Times New Roman"/>
-            <w:sz w:val="28"/>
-            <w:szCs w:val="28"/>
-          </w:rPr>
-          <m:t xml:space="preserve"> </m:t>
+          <m:t xml:space="preserve">1.587 </m:t>
         </m:r>
       </m:oMath>
       <w:r>
@@ -17933,16 +17814,7 @@
                 <w:szCs w:val="28"/>
                 <w:lang w:val="en-US"/>
               </w:rPr>
-              <m:t>K</m:t>
-            </m:r>
-            <m:r>
-              <w:rPr>
-                <w:rFonts w:ascii="Cambria Math" w:hAnsi="Cambria Math" w:cs="Times New Roman"/>
-                <w:sz w:val="28"/>
-                <w:szCs w:val="28"/>
-                <w:lang w:val="en-US"/>
-              </w:rPr>
-              <m:t>2</m:t>
+              <m:t>K2</m:t>
             </m:r>
           </m:sub>
         </m:sSub>
@@ -18359,16 +18231,7 @@
                 <w:szCs w:val="28"/>
                 <w:lang w:val="en-US"/>
               </w:rPr>
-              <m:t>K</m:t>
-            </m:r>
-            <m:r>
-              <w:rPr>
-                <w:rFonts w:ascii="Cambria Math" w:hAnsi="Cambria Math" w:cs="Times New Roman"/>
-                <w:sz w:val="28"/>
-                <w:szCs w:val="28"/>
-                <w:lang w:val="en-US"/>
-              </w:rPr>
-              <m:t>2</m:t>
+              <m:t>K2</m:t>
             </m:r>
           </m:sub>
         </m:sSub>
@@ -18767,16 +18630,7 @@
                 <w:szCs w:val="28"/>
                 <w:lang w:val="en-US"/>
               </w:rPr>
-              <m:t>K</m:t>
-            </m:r>
-            <m:r>
-              <w:rPr>
-                <w:rFonts w:ascii="Cambria Math" w:hAnsi="Cambria Math" w:cs="Times New Roman"/>
-                <w:sz w:val="28"/>
-                <w:szCs w:val="28"/>
-                <w:lang w:val="en-US"/>
-              </w:rPr>
-              <m:t>2</m:t>
+              <m:t>K2</m:t>
             </m:r>
           </m:sub>
         </m:sSub>
@@ -19194,16 +19048,7 @@
                 <w:szCs w:val="28"/>
                 <w:lang w:val="en-US"/>
               </w:rPr>
-              <m:t>K</m:t>
-            </m:r>
-            <m:r>
-              <w:rPr>
-                <w:rFonts w:ascii="Cambria Math" w:hAnsi="Cambria Math" w:cs="Times New Roman"/>
-                <w:sz w:val="28"/>
-                <w:szCs w:val="28"/>
-                <w:lang w:val="en-US"/>
-              </w:rPr>
-              <m:t>2</m:t>
+              <m:t>K2</m:t>
             </m:r>
           </m:sub>
         </m:sSub>
@@ -19611,16 +19456,7 @@
                 <w:szCs w:val="28"/>
                 <w:lang w:val="en-US"/>
               </w:rPr>
-              <m:t>K</m:t>
-            </m:r>
-            <m:r>
-              <w:rPr>
-                <w:rFonts w:ascii="Cambria Math" w:hAnsi="Cambria Math" w:cs="Times New Roman"/>
-                <w:sz w:val="28"/>
-                <w:szCs w:val="28"/>
-                <w:lang w:val="en-US"/>
-              </w:rPr>
-              <m:t>2</m:t>
+              <m:t>K2</m:t>
             </m:r>
           </m:sub>
         </m:sSub>
@@ -20029,16 +19865,7 @@
                 <w:szCs w:val="28"/>
                 <w:lang w:val="en-US"/>
               </w:rPr>
-              <m:t>K</m:t>
-            </m:r>
-            <m:r>
-              <w:rPr>
-                <w:rFonts w:ascii="Cambria Math" w:hAnsi="Cambria Math" w:cs="Times New Roman"/>
-                <w:sz w:val="28"/>
-                <w:szCs w:val="28"/>
-                <w:lang w:val="en-US"/>
-              </w:rPr>
-              <m:t>2</m:t>
+              <m:t>K2</m:t>
             </m:r>
           </m:sub>
         </m:sSub>
@@ -20255,23 +20082,7 @@
           <w:sz w:val="28"/>
           <w:szCs w:val="28"/>
         </w:rPr>
-        <w:t xml:space="preserve">для </w:t>
-      </w:r>
-      <w:r>
-        <w:rPr>
-          <w:rFonts w:ascii="Times New Roman" w:hAnsi="Times New Roman" w:cs="Times New Roman"/>
-          <w:sz w:val="28"/>
-          <w:szCs w:val="28"/>
-        </w:rPr>
-        <w:t>второго</w:t>
-      </w:r>
-      <w:r>
-        <w:rPr>
-          <w:rFonts w:ascii="Times New Roman" w:hAnsi="Times New Roman" w:cs="Times New Roman"/>
-          <w:sz w:val="28"/>
-          <w:szCs w:val="28"/>
-        </w:rPr>
-        <w:t xml:space="preserve"> эксперта</w:t>
+        <w:t>для второго эксперта</w:t>
       </w:r>
       <w:r>
         <w:rPr>
@@ -20553,16 +20364,7 @@
                 <w:szCs w:val="28"/>
                 <w:lang w:val="en-US"/>
               </w:rPr>
-              <m:t>K</m:t>
-            </m:r>
-            <m:r>
-              <w:rPr>
-                <w:rFonts w:ascii="Cambria Math" w:hAnsi="Cambria Math" w:cs="Times New Roman"/>
-                <w:sz w:val="28"/>
-                <w:szCs w:val="28"/>
-                <w:lang w:val="en-US"/>
-              </w:rPr>
-              <m:t>2</m:t>
+              <m:t>K2</m:t>
             </m:r>
           </m:sub>
         </m:sSub>
@@ -20961,16 +20763,7 @@
                 <w:szCs w:val="28"/>
                 <w:lang w:val="en-US"/>
               </w:rPr>
-              <m:t>K</m:t>
-            </m:r>
-            <m:r>
-              <w:rPr>
-                <w:rFonts w:ascii="Cambria Math" w:hAnsi="Cambria Math" w:cs="Times New Roman"/>
-                <w:sz w:val="28"/>
-                <w:szCs w:val="28"/>
-                <w:lang w:val="en-US"/>
-              </w:rPr>
-              <m:t>2</m:t>
+              <m:t>K2</m:t>
             </m:r>
           </m:sub>
         </m:sSub>
@@ -21369,16 +21162,7 @@
                 <w:szCs w:val="28"/>
                 <w:lang w:val="en-US"/>
               </w:rPr>
-              <m:t>K</m:t>
-            </m:r>
-            <m:r>
-              <w:rPr>
-                <w:rFonts w:ascii="Cambria Math" w:hAnsi="Cambria Math" w:cs="Times New Roman"/>
-                <w:sz w:val="28"/>
-                <w:szCs w:val="28"/>
-                <w:lang w:val="en-US"/>
-              </w:rPr>
-              <m:t>2</m:t>
+              <m:t>K2</m:t>
             </m:r>
           </m:sub>
         </m:sSub>
@@ -21787,16 +21571,7 @@
                 <w:szCs w:val="28"/>
                 <w:lang w:val="en-US"/>
               </w:rPr>
-              <m:t>K</m:t>
-            </m:r>
-            <m:r>
-              <w:rPr>
-                <w:rFonts w:ascii="Cambria Math" w:hAnsi="Cambria Math" w:cs="Times New Roman"/>
-                <w:sz w:val="28"/>
-                <w:szCs w:val="28"/>
-                <w:lang w:val="en-US"/>
-              </w:rPr>
-              <m:t>2</m:t>
+              <m:t>K2</m:t>
             </m:r>
           </m:sub>
         </m:sSub>
@@ -22204,16 +21979,7 @@
                 <w:szCs w:val="28"/>
                 <w:lang w:val="en-US"/>
               </w:rPr>
-              <m:t>K</m:t>
-            </m:r>
-            <m:r>
-              <w:rPr>
-                <w:rFonts w:ascii="Cambria Math" w:hAnsi="Cambria Math" w:cs="Times New Roman"/>
-                <w:sz w:val="28"/>
-                <w:szCs w:val="28"/>
-                <w:lang w:val="en-US"/>
-              </w:rPr>
-              <m:t>2</m:t>
+              <m:t>K2</m:t>
             </m:r>
           </m:sub>
         </m:sSub>
@@ -22622,16 +22388,7 @@
                 <w:szCs w:val="28"/>
                 <w:lang w:val="en-US"/>
               </w:rPr>
-              <m:t>K</m:t>
-            </m:r>
-            <m:r>
-              <w:rPr>
-                <w:rFonts w:ascii="Cambria Math" w:hAnsi="Cambria Math" w:cs="Times New Roman"/>
-                <w:sz w:val="28"/>
-                <w:szCs w:val="28"/>
-                <w:lang w:val="en-US"/>
-              </w:rPr>
-              <m:t>2</m:t>
+              <m:t>K2</m:t>
             </m:r>
           </m:sub>
         </m:sSub>
@@ -22806,23 +22563,7 @@
           <w:sz w:val="28"/>
           <w:szCs w:val="28"/>
         </w:rPr>
-        <w:t>М</w:t>
-      </w:r>
-      <w:r>
-        <w:rPr>
-          <w:rFonts w:ascii="Times New Roman" w:hAnsi="Times New Roman" w:cs="Times New Roman"/>
-          <w:sz w:val="28"/>
-          <w:szCs w:val="28"/>
-        </w:rPr>
-        <w:t>2</w:t>
-      </w:r>
-      <w:r>
-        <w:rPr>
-          <w:rFonts w:ascii="Times New Roman" w:hAnsi="Times New Roman" w:cs="Times New Roman"/>
-          <w:sz w:val="28"/>
-          <w:szCs w:val="28"/>
-        </w:rPr>
-        <w:t xml:space="preserve"> имеет самый большой вес.</w:t>
+        <w:t>М2 имеет самый большой вес.</w:t>
       </w:r>
     </w:p>
     <w:p>
